--- a/content-src/docx/R TLS 1992 08 14 Mimi Khalvati.docx
+++ b/content-src/docx/R TLS 1992 08 14 Mimi Khalvati.docx
@@ -26,13 +26,7 @@
         <w:br/>
       </w:r>
       <w:r>
-        <w:t xml:space="preserve">96pp. Manchester: Carcanet. Paperback, £6.95.</w:t>
-      </w:r>
-      <w:r>
-        <w:br/>
-      </w:r>
-      <w:r>
-        <w:t xml:space="preserve">0856359491&lt;/details&gt;</w:t>
+        <w:t xml:space="preserve">96pp. Manchester: Carcanet. Paperback, £6.95.&lt;/details&gt;</w:t>
       </w:r>
     </w:p>
     <w:p>
